--- a/report_assets/KHCN templates/Chứng từ giải ngân/Bien ban giao nhan hang hoa.docx
+++ b/report_assets/KHCN templates/Chứng từ giải ngân/Bien ban giao nhan hang hoa.docx
@@ -104,7 +104,7 @@
           </mc:Choice>
           <mc:Fallback>
             <w:pict>
-              <v:line w14:anchorId="4D1E38CF" id="Straight Connector 3" o:spid="_x0000_s1026" style="position:absolute;z-index:251661312;visibility:visible;mso-wrap-style:square;mso-width-percent:0;mso-wrap-distance-left:9pt;mso-wrap-distance-top:0;mso-wrap-distance-right:9pt;mso-wrap-distance-bottom:0;mso-position-horizontal:center;mso-position-horizontal-relative:margin;mso-position-vertical:absolute;mso-position-vertical-relative:text;mso-width-percent:0;mso-width-relative:margin" from="0,.1pt" to="137.6pt,.1pt" o:gfxdata="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" strokecolor="windowText">
+              <v:line w14:anchorId="6F80DF7A" id="Straight Connector 3" o:spid="_x0000_s1026" style="position:absolute;z-index:251661312;visibility:visible;mso-wrap-style:square;mso-width-percent:0;mso-wrap-distance-left:9pt;mso-wrap-distance-top:0;mso-wrap-distance-right:9pt;mso-wrap-distance-bottom:0;mso-position-horizontal:center;mso-position-horizontal-relative:margin;mso-position-vertical:absolute;mso-position-vertical-relative:text;mso-width-percent:0;mso-width-relative:margin" from="0,.1pt" to="137.6pt,.1pt" o:gfxdata="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" strokecolor="windowText">
                 <w10:wrap anchorx="margin"/>
               </v:line>
             </w:pict>
@@ -435,18 +435,41 @@
         <w:t>Hai bên cùng nhau thống nhất số lượng giao nhận hàng như sau:</w:t>
       </w:r>
     </w:p>
+    <w:p>
+      <w:pPr>
+        <w:tabs>
+          <w:tab w:val="left" w:pos="720"/>
+          <w:tab w:val="left" w:leader="dot" w:pos="9792"/>
+        </w:tabs>
+        <w:spacing w:after="120"/>
+        <w:ind w:firstLine="567"/>
+        <w:jc w:val="right"/>
+        <w:rPr>
+          <w:sz w:val="26"/>
+          <w:lang w:val="en-US"/>
+        </w:rPr>
+      </w:pPr>
+      <w:r>
+        <w:rPr>
+          <w:sz w:val="26"/>
+          <w:lang w:val="en-US"/>
+        </w:rPr>
+        <w:t>Đơn vị: đồng</w:t>
+      </w:r>
+    </w:p>
     <w:tbl>
       <w:tblPr>
-        <w:tblW w:w="5000" w:type="pct"/>
+        <w:tblW w:w="5018" w:type="pct"/>
+        <w:tblLayout w:type="fixed"/>
         <w:tblLook w:val="04A0" w:firstRow="1" w:lastRow="0" w:firstColumn="1" w:lastColumn="0" w:noHBand="0" w:noVBand="1"/>
       </w:tblPr>
       <w:tblGrid>
-        <w:gridCol w:w="601"/>
-        <w:gridCol w:w="1343"/>
-        <w:gridCol w:w="590"/>
-        <w:gridCol w:w="2187"/>
-        <w:gridCol w:w="2131"/>
-        <w:gridCol w:w="3001"/>
+        <w:gridCol w:w="1384"/>
+        <w:gridCol w:w="2266"/>
+        <w:gridCol w:w="995"/>
+        <w:gridCol w:w="1416"/>
+        <w:gridCol w:w="1416"/>
+        <w:gridCol w:w="2411"/>
       </w:tblGrid>
       <w:tr>
         <w:trPr>
@@ -454,7 +477,7 @@
         </w:trPr>
         <w:tc>
           <w:tcPr>
-            <w:tcW w:w="305" w:type="pct"/>
+            <w:tcW w:w="700" w:type="pct"/>
             <w:tcBorders>
               <w:top w:val="single" w:sz="4" w:space="0" w:color="auto"/>
               <w:left w:val="single" w:sz="4" w:space="0" w:color="auto"/>
@@ -488,7 +511,7 @@
         </w:tc>
         <w:tc>
           <w:tcPr>
-            <w:tcW w:w="682" w:type="pct"/>
+            <w:tcW w:w="1146" w:type="pct"/>
             <w:tcBorders>
               <w:top w:val="single" w:sz="4" w:space="0" w:color="auto"/>
               <w:left w:val="nil"/>
@@ -522,7 +545,7 @@
         </w:tc>
         <w:tc>
           <w:tcPr>
-            <w:tcW w:w="299" w:type="pct"/>
+            <w:tcW w:w="503" w:type="pct"/>
             <w:tcBorders>
               <w:top w:val="single" w:sz="4" w:space="0" w:color="auto"/>
               <w:left w:val="nil"/>
@@ -556,7 +579,7 @@
         </w:tc>
         <w:tc>
           <w:tcPr>
-            <w:tcW w:w="1110" w:type="pct"/>
+            <w:tcW w:w="716" w:type="pct"/>
             <w:tcBorders>
               <w:top w:val="single" w:sz="4" w:space="0" w:color="auto"/>
               <w:left w:val="nil"/>
@@ -590,7 +613,7 @@
         </w:tc>
         <w:tc>
           <w:tcPr>
-            <w:tcW w:w="1081" w:type="pct"/>
+            <w:tcW w:w="716" w:type="pct"/>
             <w:tcBorders>
               <w:top w:val="single" w:sz="4" w:space="0" w:color="auto"/>
               <w:left w:val="nil"/>
@@ -625,7 +648,7 @@
         </w:tc>
         <w:tc>
           <w:tcPr>
-            <w:tcW w:w="1523" w:type="pct"/>
+            <w:tcW w:w="1219" w:type="pct"/>
             <w:tcBorders>
               <w:top w:val="single" w:sz="4" w:space="0" w:color="auto"/>
               <w:left w:val="nil"/>
@@ -665,7 +688,7 @@
         </w:trPr>
         <w:tc>
           <w:tcPr>
-            <w:tcW w:w="305" w:type="pct"/>
+            <w:tcW w:w="700" w:type="pct"/>
             <w:tcBorders>
               <w:top w:val="single" w:sz="4" w:space="0" w:color="auto"/>
               <w:left w:val="single" w:sz="4" w:space="0" w:color="auto"/>
@@ -691,13 +714,13 @@
                 <w:sz w:val="24"/>
                 <w:szCs w:val="24"/>
               </w:rPr>
-              <w:t>1</w:t>
+              <w:t>[#PA_CHIPHI][STT]</w:t>
             </w:r>
           </w:p>
         </w:tc>
         <w:tc>
           <w:tcPr>
-            <w:tcW w:w="682" w:type="pct"/>
+            <w:tcW w:w="1146" w:type="pct"/>
             <w:tcBorders>
               <w:top w:val="single" w:sz="4" w:space="0" w:color="auto"/>
               <w:left w:val="nil"/>
@@ -721,13 +744,13 @@
                 <w:sz w:val="24"/>
                 <w:szCs w:val="24"/>
               </w:rPr>
-              <w:t>Cây giống</w:t>
+              <w:t>[Hạng mục]</w:t>
             </w:r>
           </w:p>
         </w:tc>
         <w:tc>
           <w:tcPr>
-            <w:tcW w:w="299" w:type="pct"/>
+            <w:tcW w:w="503" w:type="pct"/>
             <w:tcBorders>
               <w:top w:val="single" w:sz="4" w:space="0" w:color="auto"/>
               <w:left w:val="nil"/>
@@ -756,13 +779,13 @@
                 <w:sz w:val="24"/>
                 <w:szCs w:val="24"/>
               </w:rPr>
-              <w:t>cây</w:t>
+              <w:t>[ĐVT]</w:t>
             </w:r>
           </w:p>
         </w:tc>
         <w:tc>
           <w:tcPr>
-            <w:tcW w:w="1110" w:type="pct"/>
+            <w:tcW w:w="716" w:type="pct"/>
             <w:tcBorders>
               <w:top w:val="single" w:sz="4" w:space="0" w:color="auto"/>
               <w:left w:val="nil"/>
@@ -786,13 +809,13 @@
                 <w:sz w:val="24"/>
                 <w:szCs w:val="24"/>
               </w:rPr>
-              <w:t>[PA.Cây giống_DG]</w:t>
+              <w:t>[Đơn giá]</w:t>
             </w:r>
           </w:p>
         </w:tc>
         <w:tc>
           <w:tcPr>
-            <w:tcW w:w="1081" w:type="pct"/>
+            <w:tcW w:w="716" w:type="pct"/>
             <w:tcBorders>
               <w:top w:val="nil"/>
               <w:left w:val="nil"/>
@@ -817,13 +840,13 @@
                 <w:sz w:val="24"/>
                 <w:szCs w:val="24"/>
               </w:rPr>
-              <w:t>[PA.Cây giống_SL]</w:t>
+              <w:t>[Số lượng]</w:t>
             </w:r>
           </w:p>
         </w:tc>
         <w:tc>
           <w:tcPr>
-            <w:tcW w:w="1523" w:type="pct"/>
+            <w:tcW w:w="1219" w:type="pct"/>
             <w:tcBorders>
               <w:top w:val="nil"/>
               <w:left w:val="nil"/>
@@ -848,7 +871,7 @@
                 <w:sz w:val="24"/>
                 <w:szCs w:val="24"/>
               </w:rPr>
-              <w:t>[PA.Cây giống_TT]</w:t>
+              <w:t>[Thành tiền][/PA_CHIPHI]</w:t>
             </w:r>
           </w:p>
         </w:tc>
@@ -859,1649 +882,7 @@
         </w:trPr>
         <w:tc>
           <w:tcPr>
-            <w:tcW w:w="305" w:type="pct"/>
-            <w:tcBorders>
-              <w:top w:val="nil"/>
-              <w:left w:val="single" w:sz="4" w:space="0" w:color="auto"/>
-              <w:bottom w:val="single" w:sz="4" w:space="0" w:color="auto"/>
-              <w:right w:val="single" w:sz="4" w:space="0" w:color="auto"/>
-            </w:tcBorders>
-            <w:noWrap/>
-            <w:vAlign w:val="center"/>
-            <w:hideMark/>
-          </w:tcPr>
-          <w:p>
-            <w:pPr>
-              <w:jc w:val="center"/>
-              <w:rPr>
-                <w:color w:val="000000"/>
-                <w:sz w:val="24"/>
-                <w:szCs w:val="24"/>
-              </w:rPr>
-            </w:pPr>
-            <w:r>
-              <w:rPr>
-                <w:color w:val="000000"/>
-                <w:sz w:val="24"/>
-                <w:szCs w:val="24"/>
-              </w:rPr>
-              <w:t>2</w:t>
-            </w:r>
-          </w:p>
-        </w:tc>
-        <w:tc>
-          <w:tcPr>
-            <w:tcW w:w="682" w:type="pct"/>
-            <w:tcBorders>
-              <w:top w:val="nil"/>
-              <w:left w:val="nil"/>
-              <w:bottom w:val="single" w:sz="4" w:space="0" w:color="auto"/>
-              <w:right w:val="single" w:sz="4" w:space="0" w:color="auto"/>
-            </w:tcBorders>
-            <w:shd w:val="clear" w:color="000000" w:fill="FFFFFF"/>
-            <w:noWrap/>
-            <w:vAlign w:val="center"/>
-            <w:hideMark/>
-          </w:tcPr>
-          <w:p>
-            <w:pPr>
-              <w:rPr>
-                <w:sz w:val="24"/>
-                <w:szCs w:val="24"/>
-              </w:rPr>
-            </w:pPr>
-            <w:r>
-              <w:rPr>
-                <w:sz w:val="24"/>
-                <w:szCs w:val="24"/>
-              </w:rPr>
-              <w:t>Phân hữu cơ</w:t>
-            </w:r>
-          </w:p>
-        </w:tc>
-        <w:tc>
-          <w:tcPr>
-            <w:tcW w:w="299" w:type="pct"/>
-            <w:tcBorders>
-              <w:top w:val="nil"/>
-              <w:left w:val="nil"/>
-              <w:bottom w:val="single" w:sz="4" w:space="0" w:color="auto"/>
-              <w:right w:val="single" w:sz="4" w:space="0" w:color="auto"/>
-            </w:tcBorders>
-            <w:shd w:val="clear" w:color="000000" w:fill="FFFFFF"/>
-            <w:noWrap/>
-            <w:vAlign w:val="center"/>
-            <w:hideMark/>
-          </w:tcPr>
-          <w:p>
-            <w:pPr>
-              <w:jc w:val="center"/>
-              <w:rPr>
-                <w:i/>
-                <w:iCs/>
-                <w:sz w:val="24"/>
-                <w:szCs w:val="24"/>
-              </w:rPr>
-            </w:pPr>
-            <w:r>
-              <w:rPr>
-                <w:i/>
-                <w:iCs/>
-                <w:sz w:val="24"/>
-                <w:szCs w:val="24"/>
-              </w:rPr>
-              <w:t>m</w:t>
-            </w:r>
-            <w:r>
-              <w:rPr>
-                <w:i/>
-                <w:iCs/>
-                <w:sz w:val="24"/>
-                <w:szCs w:val="24"/>
-                <w:vertAlign w:val="superscript"/>
-              </w:rPr>
-              <w:t>3</w:t>
-            </w:r>
-          </w:p>
-        </w:tc>
-        <w:tc>
-          <w:tcPr>
-            <w:tcW w:w="1110" w:type="pct"/>
-            <w:tcBorders>
-              <w:top w:val="nil"/>
-              <w:left w:val="nil"/>
-              <w:bottom w:val="single" w:sz="4" w:space="0" w:color="auto"/>
-              <w:right w:val="single" w:sz="4" w:space="0" w:color="auto"/>
-            </w:tcBorders>
-            <w:noWrap/>
-            <w:vAlign w:val="center"/>
-            <w:hideMark/>
-          </w:tcPr>
-          <w:p>
-            <w:pPr>
-              <w:jc w:val="right"/>
-              <w:rPr>
-                <w:sz w:val="24"/>
-                <w:szCs w:val="24"/>
-              </w:rPr>
-            </w:pPr>
-            <w:r>
-              <w:rPr>
-                <w:sz w:val="24"/>
-                <w:szCs w:val="24"/>
-              </w:rPr>
-              <w:t>[PA.Phân hữu cơ_DG]</w:t>
-            </w:r>
-          </w:p>
-        </w:tc>
-        <w:tc>
-          <w:tcPr>
-            <w:tcW w:w="1081" w:type="pct"/>
-            <w:tcBorders>
-              <w:top w:val="nil"/>
-              <w:left w:val="nil"/>
-              <w:bottom w:val="single" w:sz="4" w:space="0" w:color="auto"/>
-              <w:right w:val="single" w:sz="4" w:space="0" w:color="auto"/>
-            </w:tcBorders>
-            <w:shd w:val="clear" w:color="000000" w:fill="FFFFFF"/>
-            <w:noWrap/>
-            <w:vAlign w:val="center"/>
-            <w:hideMark/>
-          </w:tcPr>
-          <w:p>
-            <w:pPr>
-              <w:jc w:val="right"/>
-              <w:rPr>
-                <w:sz w:val="24"/>
-                <w:szCs w:val="24"/>
-              </w:rPr>
-            </w:pPr>
-            <w:r>
-              <w:rPr>
-                <w:sz w:val="24"/>
-                <w:szCs w:val="24"/>
-              </w:rPr>
-              <w:t>[PA.Phân hữu cơ_SL]</w:t>
-            </w:r>
-          </w:p>
-        </w:tc>
-        <w:tc>
-          <w:tcPr>
-            <w:tcW w:w="1523" w:type="pct"/>
-            <w:tcBorders>
-              <w:top w:val="nil"/>
-              <w:left w:val="nil"/>
-              <w:bottom w:val="single" w:sz="4" w:space="0" w:color="auto"/>
-              <w:right w:val="single" w:sz="4" w:space="0" w:color="auto"/>
-            </w:tcBorders>
-            <w:shd w:val="clear" w:color="000000" w:fill="FFFFFF"/>
-            <w:noWrap/>
-            <w:vAlign w:val="center"/>
-            <w:hideMark/>
-          </w:tcPr>
-          <w:p>
-            <w:pPr>
-              <w:jc w:val="right"/>
-              <w:rPr>
-                <w:sz w:val="24"/>
-                <w:szCs w:val="24"/>
-              </w:rPr>
-            </w:pPr>
-            <w:r>
-              <w:rPr>
-                <w:sz w:val="24"/>
-                <w:szCs w:val="24"/>
-              </w:rPr>
-              <w:t>[PA.Phân hữu cơ_TT]</w:t>
-            </w:r>
-          </w:p>
-        </w:tc>
-      </w:tr>
-      <w:tr>
-        <w:trPr>
-          <w:trHeight w:val="315"/>
-        </w:trPr>
-        <w:tc>
-          <w:tcPr>
-            <w:tcW w:w="305" w:type="pct"/>
-            <w:tcBorders>
-              <w:top w:val="nil"/>
-              <w:left w:val="single" w:sz="4" w:space="0" w:color="auto"/>
-              <w:bottom w:val="single" w:sz="4" w:space="0" w:color="auto"/>
-              <w:right w:val="single" w:sz="4" w:space="0" w:color="auto"/>
-            </w:tcBorders>
-            <w:noWrap/>
-            <w:vAlign w:val="center"/>
-            <w:hideMark/>
-          </w:tcPr>
-          <w:p>
-            <w:pPr>
-              <w:jc w:val="center"/>
-              <w:rPr>
-                <w:color w:val="000000"/>
-                <w:sz w:val="24"/>
-                <w:szCs w:val="24"/>
-              </w:rPr>
-            </w:pPr>
-            <w:r>
-              <w:rPr>
-                <w:color w:val="000000"/>
-                <w:sz w:val="24"/>
-                <w:szCs w:val="24"/>
-              </w:rPr>
-              <w:t>3</w:t>
-            </w:r>
-          </w:p>
-        </w:tc>
-        <w:tc>
-          <w:tcPr>
-            <w:tcW w:w="682" w:type="pct"/>
-            <w:tcBorders>
-              <w:top w:val="nil"/>
-              <w:left w:val="nil"/>
-              <w:bottom w:val="single" w:sz="4" w:space="0" w:color="auto"/>
-              <w:right w:val="single" w:sz="4" w:space="0" w:color="auto"/>
-            </w:tcBorders>
-            <w:shd w:val="clear" w:color="000000" w:fill="FFFFFF"/>
-            <w:noWrap/>
-            <w:vAlign w:val="center"/>
-            <w:hideMark/>
-          </w:tcPr>
-          <w:p>
-            <w:pPr>
-              <w:rPr>
-                <w:i/>
-                <w:iCs/>
-                <w:sz w:val="24"/>
-                <w:szCs w:val="24"/>
-              </w:rPr>
-            </w:pPr>
-            <w:r>
-              <w:rPr>
-                <w:i/>
-                <w:iCs/>
-                <w:sz w:val="24"/>
-                <w:szCs w:val="24"/>
-              </w:rPr>
-              <w:t>Đạm</w:t>
-            </w:r>
-          </w:p>
-        </w:tc>
-        <w:tc>
-          <w:tcPr>
-            <w:tcW w:w="299" w:type="pct"/>
-            <w:tcBorders>
-              <w:top w:val="nil"/>
-              <w:left w:val="nil"/>
-              <w:bottom w:val="single" w:sz="4" w:space="0" w:color="auto"/>
-              <w:right w:val="single" w:sz="4" w:space="0" w:color="auto"/>
-            </w:tcBorders>
-            <w:shd w:val="clear" w:color="000000" w:fill="FFFFFF"/>
-            <w:noWrap/>
-            <w:vAlign w:val="center"/>
-            <w:hideMark/>
-          </w:tcPr>
-          <w:p>
-            <w:pPr>
-              <w:jc w:val="center"/>
-              <w:rPr>
-                <w:i/>
-                <w:iCs/>
-                <w:sz w:val="24"/>
-                <w:szCs w:val="24"/>
-              </w:rPr>
-            </w:pPr>
-            <w:r>
-              <w:rPr>
-                <w:i/>
-                <w:iCs/>
-                <w:sz w:val="24"/>
-                <w:szCs w:val="24"/>
-              </w:rPr>
-              <w:t>kg</w:t>
-            </w:r>
-          </w:p>
-        </w:tc>
-        <w:tc>
-          <w:tcPr>
-            <w:tcW w:w="1110" w:type="pct"/>
-            <w:tcBorders>
-              <w:top w:val="nil"/>
-              <w:left w:val="nil"/>
-              <w:bottom w:val="single" w:sz="4" w:space="0" w:color="auto"/>
-              <w:right w:val="single" w:sz="4" w:space="0" w:color="auto"/>
-            </w:tcBorders>
-            <w:noWrap/>
-            <w:vAlign w:val="center"/>
-            <w:hideMark/>
-          </w:tcPr>
-          <w:p>
-            <w:pPr>
-              <w:jc w:val="right"/>
-              <w:rPr>
-                <w:i/>
-                <w:iCs/>
-                <w:sz w:val="24"/>
-                <w:szCs w:val="24"/>
-              </w:rPr>
-            </w:pPr>
-            <w:r>
-              <w:rPr>
-                <w:i/>
-                <w:iCs/>
-                <w:sz w:val="24"/>
-                <w:szCs w:val="24"/>
-              </w:rPr>
-              <w:t>[PA.Đạm_DG]</w:t>
-            </w:r>
-          </w:p>
-        </w:tc>
-        <w:tc>
-          <w:tcPr>
-            <w:tcW w:w="1081" w:type="pct"/>
-            <w:tcBorders>
-              <w:top w:val="nil"/>
-              <w:left w:val="nil"/>
-              <w:bottom w:val="single" w:sz="4" w:space="0" w:color="auto"/>
-              <w:right w:val="single" w:sz="4" w:space="0" w:color="auto"/>
-            </w:tcBorders>
-            <w:shd w:val="clear" w:color="000000" w:fill="FFFFFF"/>
-            <w:noWrap/>
-            <w:vAlign w:val="center"/>
-            <w:hideMark/>
-          </w:tcPr>
-          <w:p>
-            <w:pPr>
-              <w:jc w:val="right"/>
-              <w:rPr>
-                <w:i/>
-                <w:iCs/>
-                <w:sz w:val="24"/>
-                <w:szCs w:val="24"/>
-              </w:rPr>
-            </w:pPr>
-            <w:r>
-              <w:rPr>
-                <w:i/>
-                <w:iCs/>
-                <w:sz w:val="24"/>
-                <w:szCs w:val="24"/>
-              </w:rPr>
-              <w:t>[PA.Đạm_SL]</w:t>
-            </w:r>
-          </w:p>
-        </w:tc>
-        <w:tc>
-          <w:tcPr>
-            <w:tcW w:w="1523" w:type="pct"/>
-            <w:tcBorders>
-              <w:top w:val="nil"/>
-              <w:left w:val="nil"/>
-              <w:bottom w:val="single" w:sz="4" w:space="0" w:color="auto"/>
-              <w:right w:val="single" w:sz="4" w:space="0" w:color="auto"/>
-            </w:tcBorders>
-            <w:shd w:val="clear" w:color="000000" w:fill="FFFFFF"/>
-            <w:noWrap/>
-            <w:vAlign w:val="center"/>
-            <w:hideMark/>
-          </w:tcPr>
-          <w:p>
-            <w:pPr>
-              <w:jc w:val="right"/>
-              <w:rPr>
-                <w:i/>
-                <w:iCs/>
-                <w:sz w:val="24"/>
-                <w:szCs w:val="24"/>
-              </w:rPr>
-            </w:pPr>
-            <w:r>
-              <w:rPr>
-                <w:i/>
-                <w:iCs/>
-                <w:sz w:val="24"/>
-                <w:szCs w:val="24"/>
-              </w:rPr>
-              <w:t>[PA.Đạm_TT]</w:t>
-            </w:r>
-          </w:p>
-        </w:tc>
-      </w:tr>
-      <w:tr>
-        <w:trPr>
-          <w:trHeight w:val="315"/>
-        </w:trPr>
-        <w:tc>
-          <w:tcPr>
-            <w:tcW w:w="305" w:type="pct"/>
-            <w:tcBorders>
-              <w:top w:val="nil"/>
-              <w:left w:val="single" w:sz="4" w:space="0" w:color="auto"/>
-              <w:bottom w:val="single" w:sz="4" w:space="0" w:color="auto"/>
-              <w:right w:val="single" w:sz="4" w:space="0" w:color="auto"/>
-            </w:tcBorders>
-            <w:noWrap/>
-            <w:vAlign w:val="center"/>
-            <w:hideMark/>
-          </w:tcPr>
-          <w:p>
-            <w:pPr>
-              <w:jc w:val="center"/>
-              <w:rPr>
-                <w:color w:val="000000"/>
-                <w:sz w:val="24"/>
-                <w:szCs w:val="24"/>
-              </w:rPr>
-            </w:pPr>
-            <w:r>
-              <w:rPr>
-                <w:color w:val="000000"/>
-                <w:sz w:val="24"/>
-                <w:szCs w:val="24"/>
-              </w:rPr>
-              <w:t>4</w:t>
-            </w:r>
-          </w:p>
-        </w:tc>
-        <w:tc>
-          <w:tcPr>
-            <w:tcW w:w="682" w:type="pct"/>
-            <w:tcBorders>
-              <w:top w:val="nil"/>
-              <w:left w:val="nil"/>
-              <w:bottom w:val="single" w:sz="4" w:space="0" w:color="auto"/>
-              <w:right w:val="single" w:sz="4" w:space="0" w:color="auto"/>
-            </w:tcBorders>
-            <w:shd w:val="clear" w:color="000000" w:fill="FFFFFF"/>
-            <w:noWrap/>
-            <w:vAlign w:val="center"/>
-            <w:hideMark/>
-          </w:tcPr>
-          <w:p>
-            <w:pPr>
-              <w:rPr>
-                <w:i/>
-                <w:iCs/>
-                <w:sz w:val="24"/>
-                <w:szCs w:val="24"/>
-              </w:rPr>
-            </w:pPr>
-            <w:r>
-              <w:rPr>
-                <w:i/>
-                <w:iCs/>
-                <w:sz w:val="24"/>
-                <w:szCs w:val="24"/>
-              </w:rPr>
-              <w:t>Lân</w:t>
-            </w:r>
-          </w:p>
-        </w:tc>
-        <w:tc>
-          <w:tcPr>
-            <w:tcW w:w="299" w:type="pct"/>
-            <w:tcBorders>
-              <w:top w:val="nil"/>
-              <w:left w:val="nil"/>
-              <w:bottom w:val="single" w:sz="4" w:space="0" w:color="auto"/>
-              <w:right w:val="single" w:sz="4" w:space="0" w:color="auto"/>
-            </w:tcBorders>
-            <w:shd w:val="clear" w:color="000000" w:fill="FFFFFF"/>
-            <w:noWrap/>
-            <w:vAlign w:val="center"/>
-            <w:hideMark/>
-          </w:tcPr>
-          <w:p>
-            <w:pPr>
-              <w:jc w:val="center"/>
-              <w:rPr>
-                <w:i/>
-                <w:iCs/>
-                <w:sz w:val="24"/>
-                <w:szCs w:val="24"/>
-              </w:rPr>
-            </w:pPr>
-            <w:r>
-              <w:rPr>
-                <w:i/>
-                <w:iCs/>
-                <w:sz w:val="24"/>
-                <w:szCs w:val="24"/>
-              </w:rPr>
-              <w:t>kg</w:t>
-            </w:r>
-          </w:p>
-        </w:tc>
-        <w:tc>
-          <w:tcPr>
-            <w:tcW w:w="1110" w:type="pct"/>
-            <w:tcBorders>
-              <w:top w:val="nil"/>
-              <w:left w:val="nil"/>
-              <w:bottom w:val="single" w:sz="4" w:space="0" w:color="auto"/>
-              <w:right w:val="single" w:sz="4" w:space="0" w:color="auto"/>
-            </w:tcBorders>
-            <w:noWrap/>
-            <w:vAlign w:val="center"/>
-            <w:hideMark/>
-          </w:tcPr>
-          <w:p>
-            <w:pPr>
-              <w:jc w:val="right"/>
-              <w:rPr>
-                <w:i/>
-                <w:iCs/>
-                <w:sz w:val="24"/>
-                <w:szCs w:val="24"/>
-              </w:rPr>
-            </w:pPr>
-            <w:r>
-              <w:rPr>
-                <w:i/>
-                <w:iCs/>
-                <w:sz w:val="24"/>
-                <w:szCs w:val="24"/>
-              </w:rPr>
-              <w:t>[PA.Lân_DG]</w:t>
-            </w:r>
-          </w:p>
-        </w:tc>
-        <w:tc>
-          <w:tcPr>
-            <w:tcW w:w="1081" w:type="pct"/>
-            <w:tcBorders>
-              <w:top w:val="nil"/>
-              <w:left w:val="nil"/>
-              <w:bottom w:val="single" w:sz="4" w:space="0" w:color="auto"/>
-              <w:right w:val="single" w:sz="4" w:space="0" w:color="auto"/>
-            </w:tcBorders>
-            <w:shd w:val="clear" w:color="000000" w:fill="FFFFFF"/>
-            <w:noWrap/>
-            <w:vAlign w:val="center"/>
-            <w:hideMark/>
-          </w:tcPr>
-          <w:p>
-            <w:pPr>
-              <w:jc w:val="right"/>
-              <w:rPr>
-                <w:i/>
-                <w:iCs/>
-                <w:sz w:val="24"/>
-                <w:szCs w:val="24"/>
-              </w:rPr>
-            </w:pPr>
-            <w:r>
-              <w:rPr>
-                <w:i/>
-                <w:iCs/>
-                <w:sz w:val="24"/>
-                <w:szCs w:val="24"/>
-              </w:rPr>
-              <w:t>[PA.Lân_SL]</w:t>
-            </w:r>
-          </w:p>
-        </w:tc>
-        <w:tc>
-          <w:tcPr>
-            <w:tcW w:w="1523" w:type="pct"/>
-            <w:tcBorders>
-              <w:top w:val="nil"/>
-              <w:left w:val="nil"/>
-              <w:bottom w:val="single" w:sz="4" w:space="0" w:color="auto"/>
-              <w:right w:val="single" w:sz="4" w:space="0" w:color="auto"/>
-            </w:tcBorders>
-            <w:shd w:val="clear" w:color="000000" w:fill="FFFFFF"/>
-            <w:noWrap/>
-            <w:vAlign w:val="center"/>
-            <w:hideMark/>
-          </w:tcPr>
-          <w:p>
-            <w:pPr>
-              <w:jc w:val="right"/>
-              <w:rPr>
-                <w:i/>
-                <w:iCs/>
-                <w:sz w:val="24"/>
-                <w:szCs w:val="24"/>
-              </w:rPr>
-            </w:pPr>
-            <w:r>
-              <w:rPr>
-                <w:i/>
-                <w:iCs/>
-                <w:sz w:val="24"/>
-                <w:szCs w:val="24"/>
-              </w:rPr>
-              <w:t>[PA.Lân_TT]</w:t>
-            </w:r>
-          </w:p>
-        </w:tc>
-      </w:tr>
-      <w:tr>
-        <w:trPr>
-          <w:trHeight w:val="315"/>
-        </w:trPr>
-        <w:tc>
-          <w:tcPr>
-            <w:tcW w:w="305" w:type="pct"/>
-            <w:tcBorders>
-              <w:top w:val="nil"/>
-              <w:left w:val="single" w:sz="4" w:space="0" w:color="auto"/>
-              <w:bottom w:val="single" w:sz="4" w:space="0" w:color="auto"/>
-              <w:right w:val="single" w:sz="4" w:space="0" w:color="auto"/>
-            </w:tcBorders>
-            <w:noWrap/>
-            <w:vAlign w:val="center"/>
-            <w:hideMark/>
-          </w:tcPr>
-          <w:p>
-            <w:pPr>
-              <w:jc w:val="center"/>
-              <w:rPr>
-                <w:color w:val="000000"/>
-                <w:sz w:val="24"/>
-                <w:szCs w:val="24"/>
-              </w:rPr>
-            </w:pPr>
-            <w:r>
-              <w:rPr>
-                <w:color w:val="000000"/>
-                <w:sz w:val="24"/>
-                <w:szCs w:val="24"/>
-              </w:rPr>
-              <w:t>5</w:t>
-            </w:r>
-          </w:p>
-        </w:tc>
-        <w:tc>
-          <w:tcPr>
-            <w:tcW w:w="682" w:type="pct"/>
-            <w:tcBorders>
-              <w:top w:val="nil"/>
-              <w:left w:val="nil"/>
-              <w:bottom w:val="single" w:sz="4" w:space="0" w:color="auto"/>
-              <w:right w:val="single" w:sz="4" w:space="0" w:color="auto"/>
-            </w:tcBorders>
-            <w:shd w:val="clear" w:color="000000" w:fill="FFFFFF"/>
-            <w:noWrap/>
-            <w:vAlign w:val="center"/>
-            <w:hideMark/>
-          </w:tcPr>
-          <w:p>
-            <w:pPr>
-              <w:rPr>
-                <w:i/>
-                <w:iCs/>
-                <w:sz w:val="24"/>
-                <w:szCs w:val="24"/>
-              </w:rPr>
-            </w:pPr>
-            <w:r>
-              <w:rPr>
-                <w:i/>
-                <w:iCs/>
-                <w:sz w:val="24"/>
-                <w:szCs w:val="24"/>
-              </w:rPr>
-              <w:t>KaLi</w:t>
-            </w:r>
-          </w:p>
-        </w:tc>
-        <w:tc>
-          <w:tcPr>
-            <w:tcW w:w="299" w:type="pct"/>
-            <w:tcBorders>
-              <w:top w:val="nil"/>
-              <w:left w:val="nil"/>
-              <w:bottom w:val="single" w:sz="4" w:space="0" w:color="auto"/>
-              <w:right w:val="single" w:sz="4" w:space="0" w:color="auto"/>
-            </w:tcBorders>
-            <w:shd w:val="clear" w:color="000000" w:fill="FFFFFF"/>
-            <w:noWrap/>
-            <w:vAlign w:val="center"/>
-            <w:hideMark/>
-          </w:tcPr>
-          <w:p>
-            <w:pPr>
-              <w:jc w:val="center"/>
-              <w:rPr>
-                <w:i/>
-                <w:iCs/>
-                <w:sz w:val="24"/>
-                <w:szCs w:val="24"/>
-              </w:rPr>
-            </w:pPr>
-            <w:r>
-              <w:rPr>
-                <w:i/>
-                <w:iCs/>
-                <w:sz w:val="24"/>
-                <w:szCs w:val="24"/>
-              </w:rPr>
-              <w:t>kg</w:t>
-            </w:r>
-          </w:p>
-        </w:tc>
-        <w:tc>
-          <w:tcPr>
-            <w:tcW w:w="1110" w:type="pct"/>
-            <w:tcBorders>
-              <w:top w:val="nil"/>
-              <w:left w:val="nil"/>
-              <w:bottom w:val="single" w:sz="4" w:space="0" w:color="auto"/>
-              <w:right w:val="single" w:sz="4" w:space="0" w:color="auto"/>
-            </w:tcBorders>
-            <w:noWrap/>
-            <w:vAlign w:val="center"/>
-            <w:hideMark/>
-          </w:tcPr>
-          <w:p>
-            <w:pPr>
-              <w:jc w:val="right"/>
-              <w:rPr>
-                <w:i/>
-                <w:iCs/>
-                <w:sz w:val="24"/>
-                <w:szCs w:val="24"/>
-              </w:rPr>
-            </w:pPr>
-            <w:r>
-              <w:rPr>
-                <w:i/>
-                <w:iCs/>
-                <w:sz w:val="24"/>
-                <w:szCs w:val="24"/>
-              </w:rPr>
-              <w:t>[PA.KaLi_DG]</w:t>
-            </w:r>
-          </w:p>
-        </w:tc>
-        <w:tc>
-          <w:tcPr>
-            <w:tcW w:w="1081" w:type="pct"/>
-            <w:tcBorders>
-              <w:top w:val="nil"/>
-              <w:left w:val="nil"/>
-              <w:bottom w:val="single" w:sz="4" w:space="0" w:color="auto"/>
-              <w:right w:val="single" w:sz="4" w:space="0" w:color="auto"/>
-            </w:tcBorders>
-            <w:shd w:val="clear" w:color="000000" w:fill="FFFFFF"/>
-            <w:noWrap/>
-            <w:vAlign w:val="center"/>
-            <w:hideMark/>
-          </w:tcPr>
-          <w:p>
-            <w:pPr>
-              <w:jc w:val="right"/>
-              <w:rPr>
-                <w:i/>
-                <w:iCs/>
-                <w:sz w:val="24"/>
-                <w:szCs w:val="24"/>
-              </w:rPr>
-            </w:pPr>
-            <w:r>
-              <w:rPr>
-                <w:i/>
-                <w:iCs/>
-                <w:sz w:val="24"/>
-                <w:szCs w:val="24"/>
-              </w:rPr>
-              <w:t>[PA.KaLi_SL]</w:t>
-            </w:r>
-          </w:p>
-        </w:tc>
-        <w:tc>
-          <w:tcPr>
-            <w:tcW w:w="1523" w:type="pct"/>
-            <w:tcBorders>
-              <w:top w:val="nil"/>
-              <w:left w:val="nil"/>
-              <w:bottom w:val="single" w:sz="4" w:space="0" w:color="auto"/>
-              <w:right w:val="single" w:sz="4" w:space="0" w:color="auto"/>
-            </w:tcBorders>
-            <w:shd w:val="clear" w:color="000000" w:fill="FFFFFF"/>
-            <w:noWrap/>
-            <w:vAlign w:val="center"/>
-            <w:hideMark/>
-          </w:tcPr>
-          <w:p>
-            <w:pPr>
-              <w:jc w:val="right"/>
-              <w:rPr>
-                <w:i/>
-                <w:iCs/>
-                <w:sz w:val="24"/>
-                <w:szCs w:val="24"/>
-              </w:rPr>
-            </w:pPr>
-            <w:r>
-              <w:rPr>
-                <w:i/>
-                <w:iCs/>
-                <w:sz w:val="24"/>
-                <w:szCs w:val="24"/>
-              </w:rPr>
-              <w:t>[PA.KaLi_TT]</w:t>
-            </w:r>
-          </w:p>
-        </w:tc>
-      </w:tr>
-      <w:tr>
-        <w:trPr>
-          <w:trHeight w:val="315"/>
-        </w:trPr>
-        <w:tc>
-          <w:tcPr>
-            <w:tcW w:w="305" w:type="pct"/>
-            <w:tcBorders>
-              <w:top w:val="nil"/>
-              <w:left w:val="single" w:sz="4" w:space="0" w:color="auto"/>
-              <w:bottom w:val="single" w:sz="4" w:space="0" w:color="auto"/>
-              <w:right w:val="single" w:sz="4" w:space="0" w:color="auto"/>
-            </w:tcBorders>
-            <w:noWrap/>
-            <w:vAlign w:val="center"/>
-            <w:hideMark/>
-          </w:tcPr>
-          <w:p>
-            <w:pPr>
-              <w:jc w:val="center"/>
-              <w:rPr>
-                <w:color w:val="000000"/>
-                <w:sz w:val="24"/>
-                <w:szCs w:val="24"/>
-              </w:rPr>
-            </w:pPr>
-            <w:r>
-              <w:rPr>
-                <w:color w:val="000000"/>
-                <w:sz w:val="24"/>
-                <w:szCs w:val="24"/>
-              </w:rPr>
-              <w:t>6</w:t>
-            </w:r>
-          </w:p>
-        </w:tc>
-        <w:tc>
-          <w:tcPr>
-            <w:tcW w:w="682" w:type="pct"/>
-            <w:tcBorders>
-              <w:top w:val="nil"/>
-              <w:left w:val="nil"/>
-              <w:bottom w:val="single" w:sz="4" w:space="0" w:color="auto"/>
-              <w:right w:val="single" w:sz="4" w:space="0" w:color="auto"/>
-            </w:tcBorders>
-            <w:shd w:val="clear" w:color="000000" w:fill="FFFFFF"/>
-            <w:noWrap/>
-            <w:vAlign w:val="center"/>
-            <w:hideMark/>
-          </w:tcPr>
-          <w:p>
-            <w:pPr>
-              <w:rPr>
-                <w:i/>
-                <w:iCs/>
-                <w:sz w:val="24"/>
-                <w:szCs w:val="24"/>
-              </w:rPr>
-            </w:pPr>
-            <w:r>
-              <w:rPr>
-                <w:i/>
-                <w:iCs/>
-                <w:sz w:val="24"/>
-                <w:szCs w:val="24"/>
-              </w:rPr>
-              <w:t>Phân vi sinh</w:t>
-            </w:r>
-          </w:p>
-        </w:tc>
-        <w:tc>
-          <w:tcPr>
-            <w:tcW w:w="299" w:type="pct"/>
-            <w:tcBorders>
-              <w:top w:val="nil"/>
-              <w:left w:val="nil"/>
-              <w:bottom w:val="single" w:sz="4" w:space="0" w:color="auto"/>
-              <w:right w:val="single" w:sz="4" w:space="0" w:color="auto"/>
-            </w:tcBorders>
-            <w:shd w:val="clear" w:color="000000" w:fill="FFFFFF"/>
-            <w:noWrap/>
-            <w:vAlign w:val="center"/>
-            <w:hideMark/>
-          </w:tcPr>
-          <w:p>
-            <w:pPr>
-              <w:jc w:val="center"/>
-              <w:rPr>
-                <w:i/>
-                <w:iCs/>
-                <w:sz w:val="24"/>
-                <w:szCs w:val="24"/>
-              </w:rPr>
-            </w:pPr>
-            <w:r>
-              <w:rPr>
-                <w:i/>
-                <w:iCs/>
-                <w:sz w:val="24"/>
-                <w:szCs w:val="24"/>
-              </w:rPr>
-              <w:t>kg</w:t>
-            </w:r>
-          </w:p>
-        </w:tc>
-        <w:tc>
-          <w:tcPr>
-            <w:tcW w:w="1110" w:type="pct"/>
-            <w:tcBorders>
-              <w:top w:val="nil"/>
-              <w:left w:val="nil"/>
-              <w:bottom w:val="single" w:sz="4" w:space="0" w:color="auto"/>
-              <w:right w:val="single" w:sz="4" w:space="0" w:color="auto"/>
-            </w:tcBorders>
-            <w:noWrap/>
-            <w:vAlign w:val="center"/>
-            <w:hideMark/>
-          </w:tcPr>
-          <w:p>
-            <w:pPr>
-              <w:jc w:val="right"/>
-              <w:rPr>
-                <w:i/>
-                <w:iCs/>
-                <w:sz w:val="24"/>
-                <w:szCs w:val="24"/>
-              </w:rPr>
-            </w:pPr>
-            <w:r>
-              <w:rPr>
-                <w:i/>
-                <w:iCs/>
-                <w:sz w:val="24"/>
-                <w:szCs w:val="24"/>
-              </w:rPr>
-              <w:t>[PA.Phân vi sinh_DG]</w:t>
-            </w:r>
-          </w:p>
-        </w:tc>
-        <w:tc>
-          <w:tcPr>
-            <w:tcW w:w="1081" w:type="pct"/>
-            <w:tcBorders>
-              <w:top w:val="nil"/>
-              <w:left w:val="nil"/>
-              <w:bottom w:val="single" w:sz="4" w:space="0" w:color="auto"/>
-              <w:right w:val="single" w:sz="4" w:space="0" w:color="auto"/>
-            </w:tcBorders>
-            <w:shd w:val="clear" w:color="000000" w:fill="FFFFFF"/>
-            <w:noWrap/>
-            <w:vAlign w:val="center"/>
-            <w:hideMark/>
-          </w:tcPr>
-          <w:p>
-            <w:pPr>
-              <w:jc w:val="right"/>
-              <w:rPr>
-                <w:i/>
-                <w:iCs/>
-                <w:sz w:val="24"/>
-                <w:szCs w:val="24"/>
-              </w:rPr>
-            </w:pPr>
-            <w:r>
-              <w:rPr>
-                <w:i/>
-                <w:iCs/>
-                <w:sz w:val="24"/>
-                <w:szCs w:val="24"/>
-              </w:rPr>
-              <w:t>[PA.Phân vi sinh_SL]</w:t>
-            </w:r>
-          </w:p>
-        </w:tc>
-        <w:tc>
-          <w:tcPr>
-            <w:tcW w:w="1523" w:type="pct"/>
-            <w:tcBorders>
-              <w:top w:val="nil"/>
-              <w:left w:val="nil"/>
-              <w:bottom w:val="single" w:sz="4" w:space="0" w:color="auto"/>
-              <w:right w:val="single" w:sz="4" w:space="0" w:color="auto"/>
-            </w:tcBorders>
-            <w:shd w:val="clear" w:color="000000" w:fill="FFFFFF"/>
-            <w:noWrap/>
-            <w:vAlign w:val="center"/>
-            <w:hideMark/>
-          </w:tcPr>
-          <w:p>
-            <w:pPr>
-              <w:jc w:val="right"/>
-              <w:rPr>
-                <w:i/>
-                <w:iCs/>
-                <w:sz w:val="24"/>
-                <w:szCs w:val="24"/>
-              </w:rPr>
-            </w:pPr>
-            <w:r>
-              <w:rPr>
-                <w:i/>
-                <w:iCs/>
-                <w:sz w:val="24"/>
-                <w:szCs w:val="24"/>
-              </w:rPr>
-              <w:t>[PA.Phân vi sinh_TT]</w:t>
-            </w:r>
-          </w:p>
-        </w:tc>
-      </w:tr>
-      <w:tr>
-        <w:trPr>
-          <w:trHeight w:val="315"/>
-        </w:trPr>
-        <w:tc>
-          <w:tcPr>
-            <w:tcW w:w="305" w:type="pct"/>
-            <w:tcBorders>
-              <w:top w:val="nil"/>
-              <w:left w:val="single" w:sz="4" w:space="0" w:color="auto"/>
-              <w:bottom w:val="single" w:sz="4" w:space="0" w:color="auto"/>
-              <w:right w:val="single" w:sz="4" w:space="0" w:color="auto"/>
-            </w:tcBorders>
-            <w:noWrap/>
-            <w:vAlign w:val="center"/>
-            <w:hideMark/>
-          </w:tcPr>
-          <w:p>
-            <w:pPr>
-              <w:jc w:val="center"/>
-              <w:rPr>
-                <w:color w:val="000000"/>
-                <w:sz w:val="24"/>
-                <w:szCs w:val="24"/>
-              </w:rPr>
-            </w:pPr>
-            <w:r>
-              <w:rPr>
-                <w:color w:val="000000"/>
-                <w:sz w:val="24"/>
-                <w:szCs w:val="24"/>
-              </w:rPr>
-              <w:t>7</w:t>
-            </w:r>
-          </w:p>
-        </w:tc>
-        <w:tc>
-          <w:tcPr>
-            <w:tcW w:w="682" w:type="pct"/>
-            <w:tcBorders>
-              <w:top w:val="nil"/>
-              <w:left w:val="nil"/>
-              <w:bottom w:val="single" w:sz="4" w:space="0" w:color="auto"/>
-              <w:right w:val="single" w:sz="4" w:space="0" w:color="auto"/>
-            </w:tcBorders>
-            <w:shd w:val="clear" w:color="000000" w:fill="FFFFFF"/>
-            <w:noWrap/>
-            <w:vAlign w:val="center"/>
-            <w:hideMark/>
-          </w:tcPr>
-          <w:p>
-            <w:pPr>
-              <w:rPr>
-                <w:i/>
-                <w:iCs/>
-                <w:sz w:val="24"/>
-                <w:szCs w:val="24"/>
-              </w:rPr>
-            </w:pPr>
-            <w:r>
-              <w:rPr>
-                <w:i/>
-                <w:iCs/>
-                <w:sz w:val="24"/>
-                <w:szCs w:val="24"/>
-              </w:rPr>
-              <w:t>NPK</w:t>
-            </w:r>
-          </w:p>
-        </w:tc>
-        <w:tc>
-          <w:tcPr>
-            <w:tcW w:w="299" w:type="pct"/>
-            <w:tcBorders>
-              <w:top w:val="nil"/>
-              <w:left w:val="nil"/>
-              <w:bottom w:val="single" w:sz="4" w:space="0" w:color="auto"/>
-              <w:right w:val="single" w:sz="4" w:space="0" w:color="auto"/>
-            </w:tcBorders>
-            <w:shd w:val="clear" w:color="000000" w:fill="FFFFFF"/>
-            <w:noWrap/>
-            <w:vAlign w:val="center"/>
-            <w:hideMark/>
-          </w:tcPr>
-          <w:p>
-            <w:pPr>
-              <w:jc w:val="center"/>
-              <w:rPr>
-                <w:i/>
-                <w:iCs/>
-                <w:sz w:val="24"/>
-                <w:szCs w:val="24"/>
-              </w:rPr>
-            </w:pPr>
-            <w:r>
-              <w:rPr>
-                <w:i/>
-                <w:iCs/>
-                <w:sz w:val="24"/>
-                <w:szCs w:val="24"/>
-              </w:rPr>
-              <w:t>kg</w:t>
-            </w:r>
-          </w:p>
-        </w:tc>
-        <w:tc>
-          <w:tcPr>
-            <w:tcW w:w="1110" w:type="pct"/>
-            <w:tcBorders>
-              <w:top w:val="nil"/>
-              <w:left w:val="nil"/>
-              <w:bottom w:val="single" w:sz="4" w:space="0" w:color="auto"/>
-              <w:right w:val="single" w:sz="4" w:space="0" w:color="auto"/>
-            </w:tcBorders>
-            <w:noWrap/>
-            <w:vAlign w:val="center"/>
-            <w:hideMark/>
-          </w:tcPr>
-          <w:p>
-            <w:pPr>
-              <w:jc w:val="right"/>
-              <w:rPr>
-                <w:i/>
-                <w:iCs/>
-                <w:sz w:val="24"/>
-                <w:szCs w:val="24"/>
-              </w:rPr>
-            </w:pPr>
-            <w:r>
-              <w:rPr>
-                <w:i/>
-                <w:iCs/>
-                <w:sz w:val="24"/>
-                <w:szCs w:val="24"/>
-              </w:rPr>
-              <w:t>[PA.NPK_DG]</w:t>
-            </w:r>
-          </w:p>
-        </w:tc>
-        <w:tc>
-          <w:tcPr>
-            <w:tcW w:w="1081" w:type="pct"/>
-            <w:tcBorders>
-              <w:top w:val="nil"/>
-              <w:left w:val="nil"/>
-              <w:bottom w:val="single" w:sz="4" w:space="0" w:color="auto"/>
-              <w:right w:val="single" w:sz="4" w:space="0" w:color="auto"/>
-            </w:tcBorders>
-            <w:shd w:val="clear" w:color="000000" w:fill="FFFFFF"/>
-            <w:noWrap/>
-            <w:vAlign w:val="center"/>
-            <w:hideMark/>
-          </w:tcPr>
-          <w:p>
-            <w:pPr>
-              <w:jc w:val="right"/>
-              <w:rPr>
-                <w:i/>
-                <w:iCs/>
-                <w:sz w:val="24"/>
-                <w:szCs w:val="24"/>
-              </w:rPr>
-            </w:pPr>
-            <w:r>
-              <w:rPr>
-                <w:i/>
-                <w:iCs/>
-                <w:sz w:val="24"/>
-                <w:szCs w:val="24"/>
-              </w:rPr>
-              <w:t>[PA.NPK_SL]</w:t>
-            </w:r>
-          </w:p>
-        </w:tc>
-        <w:tc>
-          <w:tcPr>
-            <w:tcW w:w="1523" w:type="pct"/>
-            <w:tcBorders>
-              <w:top w:val="nil"/>
-              <w:left w:val="nil"/>
-              <w:bottom w:val="single" w:sz="4" w:space="0" w:color="auto"/>
-              <w:right w:val="single" w:sz="4" w:space="0" w:color="auto"/>
-            </w:tcBorders>
-            <w:shd w:val="clear" w:color="000000" w:fill="FFFFFF"/>
-            <w:noWrap/>
-            <w:vAlign w:val="center"/>
-            <w:hideMark/>
-          </w:tcPr>
-          <w:p>
-            <w:pPr>
-              <w:jc w:val="right"/>
-              <w:rPr>
-                <w:i/>
-                <w:iCs/>
-                <w:sz w:val="24"/>
-                <w:szCs w:val="24"/>
-              </w:rPr>
-            </w:pPr>
-            <w:r>
-              <w:rPr>
-                <w:i/>
-                <w:iCs/>
-                <w:sz w:val="24"/>
-                <w:szCs w:val="24"/>
-              </w:rPr>
-              <w:t>[PA.NPK_TT]</w:t>
-            </w:r>
-          </w:p>
-        </w:tc>
-      </w:tr>
-      <w:tr>
-        <w:trPr>
-          <w:trHeight w:val="315"/>
-        </w:trPr>
-        <w:tc>
-          <w:tcPr>
-            <w:tcW w:w="305" w:type="pct"/>
-            <w:tcBorders>
-              <w:top w:val="nil"/>
-              <w:left w:val="single" w:sz="4" w:space="0" w:color="auto"/>
-              <w:bottom w:val="single" w:sz="4" w:space="0" w:color="auto"/>
-              <w:right w:val="single" w:sz="4" w:space="0" w:color="auto"/>
-            </w:tcBorders>
-            <w:noWrap/>
-            <w:vAlign w:val="center"/>
-            <w:hideMark/>
-          </w:tcPr>
-          <w:p>
-            <w:pPr>
-              <w:jc w:val="center"/>
-              <w:rPr>
-                <w:color w:val="000000"/>
-                <w:sz w:val="24"/>
-                <w:szCs w:val="24"/>
-              </w:rPr>
-            </w:pPr>
-            <w:r>
-              <w:rPr>
-                <w:color w:val="000000"/>
-                <w:sz w:val="24"/>
-                <w:szCs w:val="24"/>
-              </w:rPr>
-              <w:t>8</w:t>
-            </w:r>
-          </w:p>
-        </w:tc>
-        <w:tc>
-          <w:tcPr>
-            <w:tcW w:w="682" w:type="pct"/>
-            <w:tcBorders>
-              <w:top w:val="nil"/>
-              <w:left w:val="nil"/>
-              <w:bottom w:val="single" w:sz="4" w:space="0" w:color="auto"/>
-              <w:right w:val="single" w:sz="4" w:space="0" w:color="auto"/>
-            </w:tcBorders>
-            <w:shd w:val="clear" w:color="000000" w:fill="FFFFFF"/>
-            <w:noWrap/>
-            <w:vAlign w:val="center"/>
-            <w:hideMark/>
-          </w:tcPr>
-          <w:p>
-            <w:pPr>
-              <w:rPr>
-                <w:sz w:val="24"/>
-                <w:szCs w:val="24"/>
-              </w:rPr>
-            </w:pPr>
-            <w:r>
-              <w:rPr>
-                <w:sz w:val="24"/>
-                <w:szCs w:val="24"/>
-              </w:rPr>
-              <w:t>Vôi</w:t>
-            </w:r>
-          </w:p>
-        </w:tc>
-        <w:tc>
-          <w:tcPr>
-            <w:tcW w:w="299" w:type="pct"/>
-            <w:tcBorders>
-              <w:top w:val="nil"/>
-              <w:left w:val="nil"/>
-              <w:bottom w:val="single" w:sz="4" w:space="0" w:color="auto"/>
-              <w:right w:val="single" w:sz="4" w:space="0" w:color="auto"/>
-            </w:tcBorders>
-            <w:shd w:val="clear" w:color="000000" w:fill="FFFFFF"/>
-            <w:noWrap/>
-            <w:vAlign w:val="center"/>
-            <w:hideMark/>
-          </w:tcPr>
-          <w:p>
-            <w:pPr>
-              <w:jc w:val="center"/>
-              <w:rPr>
-                <w:i/>
-                <w:iCs/>
-                <w:sz w:val="24"/>
-                <w:szCs w:val="24"/>
-              </w:rPr>
-            </w:pPr>
-            <w:r>
-              <w:rPr>
-                <w:i/>
-                <w:iCs/>
-                <w:sz w:val="24"/>
-                <w:szCs w:val="24"/>
-              </w:rPr>
-              <w:t>kg</w:t>
-            </w:r>
-          </w:p>
-        </w:tc>
-        <w:tc>
-          <w:tcPr>
-            <w:tcW w:w="1110" w:type="pct"/>
-            <w:tcBorders>
-              <w:top w:val="nil"/>
-              <w:left w:val="nil"/>
-              <w:bottom w:val="single" w:sz="4" w:space="0" w:color="auto"/>
-              <w:right w:val="single" w:sz="4" w:space="0" w:color="auto"/>
-            </w:tcBorders>
-            <w:noWrap/>
-            <w:vAlign w:val="center"/>
-            <w:hideMark/>
-          </w:tcPr>
-          <w:p>
-            <w:pPr>
-              <w:jc w:val="right"/>
-              <w:rPr>
-                <w:sz w:val="24"/>
-                <w:szCs w:val="24"/>
-              </w:rPr>
-            </w:pPr>
-            <w:r>
-              <w:rPr>
-                <w:sz w:val="24"/>
-                <w:szCs w:val="24"/>
-              </w:rPr>
-              <w:t>[PA.Vôi_DG]</w:t>
-            </w:r>
-          </w:p>
-        </w:tc>
-        <w:tc>
-          <w:tcPr>
-            <w:tcW w:w="1081" w:type="pct"/>
-            <w:tcBorders>
-              <w:top w:val="nil"/>
-              <w:left w:val="nil"/>
-              <w:bottom w:val="single" w:sz="4" w:space="0" w:color="auto"/>
-              <w:right w:val="single" w:sz="4" w:space="0" w:color="auto"/>
-            </w:tcBorders>
-            <w:shd w:val="clear" w:color="000000" w:fill="FFFFFF"/>
-            <w:noWrap/>
-            <w:vAlign w:val="center"/>
-            <w:hideMark/>
-          </w:tcPr>
-          <w:p>
-            <w:pPr>
-              <w:jc w:val="right"/>
-              <w:rPr>
-                <w:sz w:val="24"/>
-                <w:szCs w:val="24"/>
-              </w:rPr>
-            </w:pPr>
-            <w:r>
-              <w:rPr>
-                <w:sz w:val="24"/>
-                <w:szCs w:val="24"/>
-              </w:rPr>
-              <w:t>[PA.Vôi_SL]</w:t>
-            </w:r>
-          </w:p>
-        </w:tc>
-        <w:tc>
-          <w:tcPr>
-            <w:tcW w:w="1523" w:type="pct"/>
-            <w:tcBorders>
-              <w:top w:val="nil"/>
-              <w:left w:val="nil"/>
-              <w:bottom w:val="single" w:sz="4" w:space="0" w:color="auto"/>
-              <w:right w:val="single" w:sz="4" w:space="0" w:color="auto"/>
-            </w:tcBorders>
-            <w:shd w:val="clear" w:color="000000" w:fill="FFFFFF"/>
-            <w:noWrap/>
-            <w:vAlign w:val="center"/>
-            <w:hideMark/>
-          </w:tcPr>
-          <w:p>
-            <w:pPr>
-              <w:jc w:val="right"/>
-              <w:rPr>
-                <w:sz w:val="24"/>
-                <w:szCs w:val="24"/>
-              </w:rPr>
-            </w:pPr>
-            <w:r>
-              <w:rPr>
-                <w:sz w:val="24"/>
-                <w:szCs w:val="24"/>
-              </w:rPr>
-              <w:t>[PA.Vôi_TT]</w:t>
-            </w:r>
-          </w:p>
-        </w:tc>
-      </w:tr>
-      <w:tr>
-        <w:trPr>
-          <w:trHeight w:val="315"/>
-        </w:trPr>
-        <w:tc>
-          <w:tcPr>
-            <w:tcW w:w="305" w:type="pct"/>
-            <w:tcBorders>
-              <w:top w:val="nil"/>
-              <w:left w:val="single" w:sz="4" w:space="0" w:color="auto"/>
-              <w:bottom w:val="single" w:sz="4" w:space="0" w:color="auto"/>
-              <w:right w:val="single" w:sz="4" w:space="0" w:color="auto"/>
-            </w:tcBorders>
-            <w:noWrap/>
-            <w:vAlign w:val="center"/>
-            <w:hideMark/>
-          </w:tcPr>
-          <w:p>
-            <w:pPr>
-              <w:jc w:val="center"/>
-              <w:rPr>
-                <w:color w:val="000000"/>
-                <w:sz w:val="24"/>
-                <w:szCs w:val="24"/>
-              </w:rPr>
-            </w:pPr>
-            <w:r>
-              <w:rPr>
-                <w:color w:val="000000"/>
-                <w:sz w:val="24"/>
-                <w:szCs w:val="24"/>
-              </w:rPr>
-              <w:t>9</w:t>
-            </w:r>
-          </w:p>
-        </w:tc>
-        <w:tc>
-          <w:tcPr>
-            <w:tcW w:w="682" w:type="pct"/>
-            <w:tcBorders>
-              <w:top w:val="nil"/>
-              <w:left w:val="nil"/>
-              <w:bottom w:val="single" w:sz="4" w:space="0" w:color="auto"/>
-              <w:right w:val="single" w:sz="4" w:space="0" w:color="auto"/>
-            </w:tcBorders>
-            <w:shd w:val="clear" w:color="000000" w:fill="FFFFFF"/>
-            <w:noWrap/>
-            <w:vAlign w:val="center"/>
-            <w:hideMark/>
-          </w:tcPr>
-          <w:p>
-            <w:pPr>
-              <w:rPr>
-                <w:sz w:val="24"/>
-                <w:szCs w:val="24"/>
-              </w:rPr>
-            </w:pPr>
-            <w:r>
-              <w:rPr>
-                <w:sz w:val="24"/>
-                <w:szCs w:val="24"/>
-              </w:rPr>
-              <w:t>Thuốc BVTV</w:t>
-            </w:r>
-          </w:p>
-        </w:tc>
-        <w:tc>
-          <w:tcPr>
-            <w:tcW w:w="299" w:type="pct"/>
-            <w:tcBorders>
-              <w:top w:val="nil"/>
-              <w:left w:val="nil"/>
-              <w:bottom w:val="single" w:sz="4" w:space="0" w:color="auto"/>
-              <w:right w:val="single" w:sz="4" w:space="0" w:color="auto"/>
-            </w:tcBorders>
-            <w:shd w:val="clear" w:color="000000" w:fill="FFFFFF"/>
-            <w:noWrap/>
-            <w:vAlign w:val="center"/>
-            <w:hideMark/>
-          </w:tcPr>
-          <w:p>
-            <w:pPr>
-              <w:jc w:val="center"/>
-              <w:rPr>
-                <w:i/>
-                <w:iCs/>
-                <w:sz w:val="24"/>
-                <w:szCs w:val="24"/>
-              </w:rPr>
-            </w:pPr>
-            <w:r>
-              <w:rPr>
-                <w:i/>
-                <w:iCs/>
-                <w:sz w:val="24"/>
-                <w:szCs w:val="24"/>
-              </w:rPr>
-              <w:t>lít</w:t>
-            </w:r>
-          </w:p>
-        </w:tc>
-        <w:tc>
-          <w:tcPr>
-            <w:tcW w:w="1110" w:type="pct"/>
-            <w:tcBorders>
-              <w:top w:val="nil"/>
-              <w:left w:val="nil"/>
-              <w:bottom w:val="single" w:sz="4" w:space="0" w:color="auto"/>
-              <w:right w:val="single" w:sz="4" w:space="0" w:color="auto"/>
-            </w:tcBorders>
-            <w:noWrap/>
-            <w:vAlign w:val="center"/>
-            <w:hideMark/>
-          </w:tcPr>
-          <w:p>
-            <w:pPr>
-              <w:jc w:val="right"/>
-              <w:rPr>
-                <w:sz w:val="24"/>
-                <w:szCs w:val="24"/>
-              </w:rPr>
-            </w:pPr>
-            <w:r>
-              <w:rPr>
-                <w:sz w:val="24"/>
-                <w:szCs w:val="24"/>
-              </w:rPr>
-              <w:t>[PA.Thuốc BVTV_DG]</w:t>
-            </w:r>
-          </w:p>
-        </w:tc>
-        <w:tc>
-          <w:tcPr>
-            <w:tcW w:w="1081" w:type="pct"/>
-            <w:tcBorders>
-              <w:top w:val="nil"/>
-              <w:left w:val="nil"/>
-              <w:bottom w:val="single" w:sz="4" w:space="0" w:color="auto"/>
-              <w:right w:val="single" w:sz="4" w:space="0" w:color="auto"/>
-            </w:tcBorders>
-            <w:shd w:val="clear" w:color="000000" w:fill="FFFFFF"/>
-            <w:noWrap/>
-            <w:vAlign w:val="center"/>
-            <w:hideMark/>
-          </w:tcPr>
-          <w:p>
-            <w:pPr>
-              <w:jc w:val="right"/>
-              <w:rPr>
-                <w:sz w:val="24"/>
-                <w:szCs w:val="24"/>
-              </w:rPr>
-            </w:pPr>
-            <w:r>
-              <w:rPr>
-                <w:sz w:val="24"/>
-                <w:szCs w:val="24"/>
-              </w:rPr>
-              <w:t>[PA.Thuốc BVTV_SL]</w:t>
-            </w:r>
-          </w:p>
-        </w:tc>
-        <w:tc>
-          <w:tcPr>
-            <w:tcW w:w="1523" w:type="pct"/>
-            <w:tcBorders>
-              <w:top w:val="nil"/>
-              <w:left w:val="nil"/>
-              <w:bottom w:val="single" w:sz="4" w:space="0" w:color="auto"/>
-              <w:right w:val="single" w:sz="4" w:space="0" w:color="auto"/>
-            </w:tcBorders>
-            <w:shd w:val="clear" w:color="000000" w:fill="FFFFFF"/>
-            <w:noWrap/>
-            <w:vAlign w:val="center"/>
-            <w:hideMark/>
-          </w:tcPr>
-          <w:p>
-            <w:pPr>
-              <w:jc w:val="right"/>
-              <w:rPr>
-                <w:sz w:val="24"/>
-                <w:szCs w:val="24"/>
-              </w:rPr>
-            </w:pPr>
-            <w:r>
-              <w:rPr>
-                <w:sz w:val="24"/>
-                <w:szCs w:val="24"/>
-              </w:rPr>
-              <w:t>[PA.Thuốc BVTV_TT]</w:t>
-            </w:r>
-          </w:p>
-        </w:tc>
-      </w:tr>
-      <w:tr>
-        <w:trPr>
-          <w:trHeight w:val="315"/>
-        </w:trPr>
-        <w:tc>
-          <w:tcPr>
-            <w:tcW w:w="305" w:type="pct"/>
+            <w:tcW w:w="700" w:type="pct"/>
             <w:tcBorders>
               <w:top w:val="nil"/>
               <w:left w:val="single" w:sz="4" w:space="0" w:color="auto"/>
@@ -2527,7 +908,7 @@
         </w:tc>
         <w:tc>
           <w:tcPr>
-            <w:tcW w:w="682" w:type="pct"/>
+            <w:tcW w:w="1146" w:type="pct"/>
             <w:tcBorders>
               <w:top w:val="nil"/>
               <w:left w:val="nil"/>
@@ -2561,7 +942,7 @@
         </w:tc>
         <w:tc>
           <w:tcPr>
-            <w:tcW w:w="299" w:type="pct"/>
+            <w:tcW w:w="503" w:type="pct"/>
             <w:tcBorders>
               <w:top w:val="nil"/>
               <w:left w:val="nil"/>
@@ -2589,7 +970,7 @@
         </w:tc>
         <w:tc>
           <w:tcPr>
-            <w:tcW w:w="1110" w:type="pct"/>
+            <w:tcW w:w="716" w:type="pct"/>
             <w:tcBorders>
               <w:top w:val="nil"/>
               <w:left w:val="nil"/>
@@ -2612,7 +993,7 @@
         </w:tc>
         <w:tc>
           <w:tcPr>
-            <w:tcW w:w="1081" w:type="pct"/>
+            <w:tcW w:w="716" w:type="pct"/>
             <w:tcBorders>
               <w:top w:val="nil"/>
               <w:left w:val="nil"/>
@@ -2638,7 +1019,7 @@
         </w:tc>
         <w:tc>
           <w:tcPr>
-            <w:tcW w:w="1523" w:type="pct"/>
+            <w:tcW w:w="1219" w:type="pct"/>
             <w:tcBorders>
               <w:top w:val="nil"/>
               <w:left w:val="nil"/>
@@ -2855,7 +1236,6 @@
                 <w:szCs w:val="26"/>
                 <w:lang w:val="en-US" w:eastAsia="en-US"/>
               </w:rPr>
-              <w:lastRenderedPageBreak/>
               <w:t>(Ký, ghi rõ họ tên)</w:t>
             </w:r>
           </w:p>
@@ -2887,7 +1267,6 @@
                 <w:szCs w:val="22"/>
                 <w:lang w:val="en-US" w:eastAsia="en-US"/>
               </w:rPr>
-              <w:lastRenderedPageBreak/>
               <w:t>BÊN B</w:t>
             </w:r>
           </w:p>
@@ -2913,7 +1292,6 @@
                 <w:szCs w:val="22"/>
                 <w:lang w:val="en-US" w:eastAsia="en-US"/>
               </w:rPr>
-              <w:lastRenderedPageBreak/>
               <w:t>(Ký, ghi rõ họ tên)</w:t>
             </w:r>
           </w:p>
@@ -5086,7 +3464,6 @@
   <w:style w:type="character" w:default="1" w:styleId="DefaultParagraphFont">
     <w:name w:val="Default Paragraph Font"/>
     <w:uiPriority w:val="1"/>
-    <w:semiHidden/>
     <w:unhideWhenUsed/>
   </w:style>
   <w:style w:type="table" w:default="1" w:styleId="TableNormal">
